--- a/MAU BB TO TUNG/BAN ĐẦU/2. Lý lịch cá nhân 209-128 .docx
+++ b/MAU BB TO TUNG/BAN ĐẦU/2. Lý lịch cá nhân 209-128 .docx
@@ -2101,7 +2101,28 @@
           <w:sz w:val="28"/>
           <w:szCs w:val="28"/>
         </w:rPr>
-        <w:t>- Bị can khai không có tiền án, tiền sự.</w:t>
+        <w:t xml:space="preserve">- </w:t>
+      </w:r>
+      <w:r>
+        <w:rPr>
+          <w:rFonts w:ascii="Times New Roman" w:eastAsia="Times New Roman" w:hAnsi="Times New Roman" w:cs="Times New Roman"/>
+          <w:color w:val="FF0000"/>
+          <w:spacing w:val="-2"/>
+          <w:sz w:val="28"/>
+          <w:szCs w:val="28"/>
+          <w:lang w:val="en-US"/>
+        </w:rPr>
+        <w:t>Đương sự</w:t>
+      </w:r>
+      <w:r>
+        <w:rPr>
+          <w:rFonts w:ascii="Times New Roman" w:eastAsia="Times New Roman" w:hAnsi="Times New Roman" w:cs="Times New Roman"/>
+          <w:color w:val="FF0000"/>
+          <w:spacing w:val="-2"/>
+          <w:sz w:val="28"/>
+          <w:szCs w:val="28"/>
+        </w:rPr>
+        <w:t xml:space="preserve"> khai không có tiền án, tiền sự.</w:t>
       </w:r>
     </w:p>
     <w:p>
